--- a/Documents/Padwekar_Shraddha_ProjectDesign.docx
+++ b/Documents/Padwekar_Shraddha_ProjectDesign.docx
@@ -113,25 +113,7 @@
               <w:sz w:val="32"/>
               <w:szCs w:val="32"/>
             </w:rPr>
-            <w:t xml:space="preserve">Shraddha </w:t>
-          </w:r>
-          <w:proofErr w:type="spellStart"/>
-          <w:r>
-            <w:rPr>
-              <w:spacing w:val="15"/>
-              <w:sz w:val="32"/>
-              <w:szCs w:val="32"/>
-            </w:rPr>
-            <w:t>Padwekar</w:t>
-          </w:r>
-          <w:proofErr w:type="spellEnd"/>
-          <w:r>
-            <w:rPr>
-              <w:spacing w:val="15"/>
-              <w:sz w:val="32"/>
-              <w:szCs w:val="32"/>
-            </w:rPr>
-            <w:t xml:space="preserve"> </w:t>
+            <w:t xml:space="preserve">Shraddha Padwekar </w:t>
           </w:r>
         </w:p>
         <w:p>
@@ -1161,50 +1143,51 @@
     </w:p>
     <w:p>
       <w:r>
-        <w:t xml:space="preserve">In the context of Ontario’s evolving energy landscape, identifying priority zones for Smart Grid investment is essential for efficient, equitable, and future-proof infrastructure develop </w:t>
-      </w:r>
-      <w:proofErr w:type="spellStart"/>
-      <w:r>
-        <w:t>ment</w:t>
-      </w:r>
-      <w:proofErr w:type="spellEnd"/>
-      <w:r>
-        <w:t xml:space="preserve">. This project presents a data-driven scorecard that evaluates the readiness of various Ontario electricity zones for Smart Grid investment, using a weighted scoring </w:t>
-      </w:r>
-      <w:proofErr w:type="spellStart"/>
-      <w:r>
-        <w:t>methodol</w:t>
-      </w:r>
-      <w:proofErr w:type="spellEnd"/>
+        <w:t>In the context of Ontario’s evolving energy landscape, identifying priority zones for Smart Grid investment is essential for efficient, equitable, and future-proof infrastructure develop ment. This project presents a data-driven scorecard that evaluates the readiness of various Ontario electricity zones for Smart Grid investment, using a weighted scoring methodol ogy grounded in multi-criteria analytics. Drawing on publicly available datasets from the Independent Electricity System Operator (IESO), the scorecard synthesizes indicators in cluding hourly demand variability, pricing volatility, grid stress deviations, and transmission outage frequency. By delivering a composite index for each zone, this research enables evidence-based prioritization to inform policymakers, utilities, and private investors. The project emphasizes accessibility and replicability by utilizing Python, Jupyter Notebooks, and transparent computation frameworks suitable for analysts without machine learning expertise</w:t>
+      </w:r>
+      <w:r>
+        <w:t>.</w:t>
+      </w:r>
+    </w:p>
+    <w:p/>
+    <w:p>
+      <w:pPr>
+        <w:pStyle w:val="Heading1"/>
+      </w:pPr>
+      <w:bookmarkStart w:id="1" w:name="_Toc198581748"/>
+      <w:r>
+        <w:t>Introduction</w:t>
+      </w:r>
+      <w:bookmarkEnd w:id="1"/>
+    </w:p>
+    <w:p>
+      <w:r>
+        <w:t>Ontario’s grid modernization journey is increasingly driven by the dual imperatives of re silient infrastructure and sustainable investment. With Smart Grids being foundational to energy transitions globally, region-specific assessments of grid readiness become essential. This project addresses this gap by introducing a Smart Grid Investment Readiness Score card (SGIRS) for Ontario electricity zones, integrating data from demand patterns, grid events, and outage reports. The aim is to deliver actionable insigh</w:t>
+      </w:r>
+      <w:r>
+        <w:t>ts.</w:t>
+      </w:r>
+    </w:p>
+    <w:p/>
+    <w:p>
+      <w:pPr>
+        <w:pStyle w:val="Heading1"/>
+      </w:pPr>
+      <w:bookmarkStart w:id="2" w:name="_Toc198581749"/>
+      <w:r>
+        <w:t>Problem Statement and Context</w:t>
+      </w:r>
+      <w:bookmarkEnd w:id="2"/>
       <w:r>
         <w:t xml:space="preserve"> </w:t>
       </w:r>
-      <w:proofErr w:type="spellStart"/>
-      <w:r>
-        <w:t>ogy</w:t>
-      </w:r>
-      <w:proofErr w:type="spellEnd"/>
-      <w:r>
-        <w:t xml:space="preserve"> grounded in multi-criteria analytics. Drawing on publicly available datasets from the Independent Electricity System Operator (IESO), the scorecard synthesizes indicators in </w:t>
-      </w:r>
-      <w:proofErr w:type="spellStart"/>
-      <w:r>
-        <w:t>cluding</w:t>
-      </w:r>
-      <w:proofErr w:type="spellEnd"/>
-      <w:r>
-        <w:t xml:space="preserve"> hourly demand variability, pricing volatility, grid stress deviations, and transmission outage frequency. By delivering a composite index for each zone, this research enables evidence-based prioritization to inform policymakers, utilities, and private investors. The project emphasizes accessibility and replicability by utilizing Python, </w:t>
-      </w:r>
-      <w:proofErr w:type="spellStart"/>
-      <w:r>
-        <w:t>Jupyter</w:t>
-      </w:r>
-      <w:proofErr w:type="spellEnd"/>
-      <w:r>
-        <w:t xml:space="preserve"> Notebooks, and transparent computation frameworks suitable for analysts without machine learning expertise</w:t>
-      </w:r>
-      <w:r>
-        <w:t>.</w:t>
+    </w:p>
+    <w:p>
+      <w:r>
+        <w:t>The growing complexity of Ontario’s energy grid—driven by climate mandates, electrifica tion, and increased reliance on renewables—demands strategic and data-informed invest ments. The challenge lies in identifying which zones are most in need and most ready for Smart Grid technologies. This project develops a readiness scorecard to assess and rank Ontario zones based on volatility, operational resilience, and outage history. The broader objective is to support equitable, cost-effective modernization strategi</w:t>
+      </w:r>
+      <w:r>
+        <w:t>es.</w:t>
       </w:r>
     </w:p>
     <w:p/>
@@ -1212,96 +1195,26 @@
       <w:pPr>
         <w:pStyle w:val="Heading1"/>
       </w:pPr>
-      <w:bookmarkStart w:id="1" w:name="_Toc198581748"/>
-      <w:r>
-        <w:t>Introduction</w:t>
-      </w:r>
-      <w:bookmarkEnd w:id="1"/>
-    </w:p>
-    <w:p>
-      <w:r>
-        <w:t xml:space="preserve">Ontario’s grid modernization journey is increasingly driven by the dual imperatives of re </w:t>
-      </w:r>
-      <w:proofErr w:type="spellStart"/>
-      <w:r>
-        <w:t>silient</w:t>
-      </w:r>
-      <w:proofErr w:type="spellEnd"/>
-      <w:r>
-        <w:t xml:space="preserve"> infrastructure and sustainable investment. With Smart Grids being foundational to energy transitions globally, region-specific assessments of grid readiness become essential. This project addresses this gap by introducing a Smart Grid Investment Readiness Score card (SGIRS) for Ontario electricity zones, integrating data from demand patterns, grid events, and outage reports. The aim is to deliver actionable insigh</w:t>
-      </w:r>
-      <w:r>
-        <w:t>ts.</w:t>
-      </w:r>
-    </w:p>
-    <w:p/>
-    <w:p>
-      <w:pPr>
-        <w:pStyle w:val="Heading1"/>
-      </w:pPr>
-      <w:bookmarkStart w:id="2" w:name="_Toc198581749"/>
-      <w:r>
-        <w:t>Problem Statement and Context</w:t>
-      </w:r>
-      <w:bookmarkEnd w:id="2"/>
+      <w:bookmarkStart w:id="3" w:name="_Toc198581750"/>
+      <w:r>
+        <w:t>Research Questions and Justification</w:t>
+      </w:r>
+      <w:bookmarkEnd w:id="3"/>
       <w:r>
         <w:t xml:space="preserve"> </w:t>
       </w:r>
     </w:p>
     <w:p>
       <w:r>
-        <w:t xml:space="preserve">The growing complexity of Ontario’s energy grid—driven by climate mandates, </w:t>
-      </w:r>
-      <w:proofErr w:type="spellStart"/>
-      <w:r>
-        <w:t>electrifica</w:t>
-      </w:r>
-      <w:proofErr w:type="spellEnd"/>
-      <w:r>
-        <w:t xml:space="preserve"> </w:t>
-      </w:r>
-      <w:proofErr w:type="spellStart"/>
-      <w:r>
-        <w:t>tion</w:t>
-      </w:r>
-      <w:proofErr w:type="spellEnd"/>
-      <w:r>
-        <w:t xml:space="preserve">, and increased reliance on renewables—demands strategic and data-informed invest </w:t>
-      </w:r>
-      <w:proofErr w:type="spellStart"/>
-      <w:r>
-        <w:t>ments</w:t>
-      </w:r>
-      <w:proofErr w:type="spellEnd"/>
-      <w:r>
-        <w:t>. The challenge lies in identifying which zones are most in need and most ready for Smart Grid technologies. This project develops a readiness scorecard to assess and rank Ontario zones based on volatility, operational resilience, and outage history. The broader objective is to support equitable, cost-effective modernization strategi</w:t>
-      </w:r>
-      <w:r>
-        <w:t>es.</w:t>
-      </w:r>
-    </w:p>
-    <w:p/>
-    <w:p>
-      <w:pPr>
-        <w:pStyle w:val="Heading1"/>
-      </w:pPr>
-      <w:bookmarkStart w:id="3" w:name="_Toc198581750"/>
-      <w:r>
-        <w:t>Research Questions and Justification</w:t>
-      </w:r>
-      <w:bookmarkEnd w:id="3"/>
-      <w:r>
-        <w:t xml:space="preserve"> </w:t>
-      </w:r>
-    </w:p>
-    <w:p>
-      <w:r>
         <w:t xml:space="preserve">1. Which Ontario electricity zones exhibit the highest volatility and infrastructure stress based on empirical indicators? </w:t>
       </w:r>
     </w:p>
     <w:p>
       <w:r>
-        <w:t xml:space="preserve">2. How do transmission outages and dispatch deviations correlate with peak demand and zonal price behavior? </w:t>
+        <w:t xml:space="preserve">2. How do transmission outages and dispatch deviations correlate with peak demand </w:t>
+      </w:r>
+      <w:r>
+        <w:t>in Ontario's electricity system?</w:t>
       </w:r>
     </w:p>
     <w:p>
@@ -1319,23 +1232,7 @@
         <w:t xml:space="preserve"> </w:t>
       </w:r>
       <w:r>
-        <w:t xml:space="preserve">composite readiness index support evidence-based Smart Grid investment </w:t>
-      </w:r>
-      <w:proofErr w:type="spellStart"/>
-      <w:r>
-        <w:t>strate</w:t>
-      </w:r>
-      <w:proofErr w:type="spellEnd"/>
-      <w:r>
-        <w:t xml:space="preserve"> </w:t>
-      </w:r>
-      <w:proofErr w:type="spellStart"/>
-      <w:r>
-        <w:t>gies</w:t>
-      </w:r>
-      <w:proofErr w:type="spellEnd"/>
-      <w:r>
-        <w:t xml:space="preserve"> across zones? </w:t>
+        <w:t xml:space="preserve">composite readiness index support evidence-based Smart Grid investment strate gies across zones? </w:t>
       </w:r>
     </w:p>
     <w:p>
@@ -1371,15 +1268,7 @@
         </w:numPr>
       </w:pPr>
       <w:r>
-        <w:t>Hourly Zonal Demand Report (</w:t>
-      </w:r>
-      <w:proofErr w:type="spellStart"/>
-      <w:r>
-        <w:t>DemandZonal</w:t>
-      </w:r>
-      <w:proofErr w:type="spellEnd"/>
-      <w:r>
-        <w:t xml:space="preserve">/) </w:t>
+        <w:t xml:space="preserve">Hourly Zonal Demand Report (DemandZonal/) </w:t>
       </w:r>
     </w:p>
     <w:p>
@@ -1391,15 +1280,7 @@
         </w:numPr>
       </w:pPr>
       <w:r>
-        <w:t>Real-Time Zonal Demand Report (</w:t>
-      </w:r>
-      <w:proofErr w:type="spellStart"/>
-      <w:r>
-        <w:t>RealtimeDemandZonal</w:t>
-      </w:r>
-      <w:proofErr w:type="spellEnd"/>
-      <w:r>
-        <w:t xml:space="preserve">/) </w:t>
+        <w:t xml:space="preserve">Real-Time Zonal Demand Report (RealtimeDemandZonal/) </w:t>
       </w:r>
     </w:p>
     <w:p>
@@ -1411,15 +1292,7 @@
         </w:numPr>
       </w:pPr>
       <w:r>
-        <w:t>Dispatch Deviation Report (</w:t>
-      </w:r>
-      <w:proofErr w:type="spellStart"/>
-      <w:r>
-        <w:t>DispDeviation</w:t>
-      </w:r>
-      <w:proofErr w:type="spellEnd"/>
-      <w:r>
-        <w:t xml:space="preserve">/) </w:t>
+        <w:t xml:space="preserve">Dispatch Deviation Report (DispDeviation/) </w:t>
       </w:r>
     </w:p>
     <w:p>
@@ -1431,15 +1304,7 @@
         </w:numPr>
       </w:pPr>
       <w:r>
-        <w:t>Transmission Outages Report (</w:t>
-      </w:r>
-      <w:proofErr w:type="spellStart"/>
-      <w:r>
-        <w:t>TxOutages</w:t>
-      </w:r>
-      <w:proofErr w:type="spellEnd"/>
-      <w:r>
-        <w:t xml:space="preserve">*/) </w:t>
+        <w:t xml:space="preserve">Transmission Outages Report (TxOutages*/) </w:t>
       </w:r>
     </w:p>
     <w:p>
@@ -1469,15 +1334,7 @@
         <w:t xml:space="preserve"> </w:t>
       </w:r>
       <w:r>
-        <w:t xml:space="preserve">Weighted Scoring Model (WSM) is used to compute a Smart Grid Readiness Index (SGRI) per zone. Four indicators are used: • Demand Volatility Index (DVI): Coefficient of variation in hourly demand • Price Volatility Index (PVI): Normalized standard deviation in zonal energy prices • </w:t>
-      </w:r>
-      <w:proofErr w:type="spellStart"/>
-      <w:r>
-        <w:t>DispatchDeviation</w:t>
-      </w:r>
-      <w:proofErr w:type="spellEnd"/>
-      <w:r>
-        <w:t xml:space="preserve"> Score (DDS): Frequency of deviations between scheduled and actual dispatch • Outage Frequency Index (OFI): Outage frequency and duration from transmission outage logs Each index is normalized and combined with weighted coefficients, optionally derived via expert consultation or Analytic Hierarchy Process (AHP). The methodology includes scoring logic development, visualization of metric distributions, and sensitivity testing on weight assignments.</w:t>
+        <w:t>Weighted Scoring Model (WSM) is used to compute a Smart Grid Readiness Index (SGRI) per zone. Four indicators are used: • Demand Volatility Index (DVI): Coefficient of variation in hourly demand • Price Volatility Index (PVI): Normalized standard deviation in zonal energy prices • DispatchDeviation Score (DDS): Frequency of deviations between scheduled and actual dispatch • Outage Frequency Index (OFI): Outage frequency and duration from transmission outage logs Each index is normalized and combined with weighted coefficients, optionally derived via expert consultation or Analytic Hierarchy Process (AHP). The methodology includes scoring logic development, visualization of metric distributions, and sensitivity testing on weight assignments.</w:t>
       </w:r>
     </w:p>
     <w:p/>
@@ -1496,15 +1353,7 @@
     </w:p>
     <w:p>
       <w:r>
-        <w:t xml:space="preserve">This project will employ a range of data wrangling, exploratory analysis, and scoring tech </w:t>
-      </w:r>
-      <w:proofErr w:type="spellStart"/>
-      <w:r>
-        <w:t>niques</w:t>
-      </w:r>
-      <w:proofErr w:type="spellEnd"/>
-      <w:r>
-        <w:t xml:space="preserve"> using Python. The following tools and methods will be utilized to analyze the IESO datasets: </w:t>
+        <w:t xml:space="preserve">This project will employ a range of data wrangling, exploratory analysis, and scoring tech niques using Python. The following tools and methods will be utilized to analyze the IESO datasets: </w:t>
       </w:r>
     </w:p>
     <w:p>
@@ -1533,15 +1382,7 @@
       </w:r>
       <w:proofErr w:type="gramEnd"/>
       <w:r>
-        <w:t xml:space="preserve"> pandas for reading CSV files, filtering rows by zone/date, handling missing values, and performing aggregations (mean, std, counts)– </w:t>
-      </w:r>
-      <w:proofErr w:type="spellStart"/>
-      <w:r>
-        <w:t>numpy</w:t>
-      </w:r>
-      <w:proofErr w:type="spellEnd"/>
-      <w:r>
-        <w:t xml:space="preserve"> for statistical operations and array manipulation– Normalization using min-max scaling and z-score transformation </w:t>
+        <w:t xml:space="preserve"> pandas for reading CSV files, filtering rows by zone/date, handling missing values, and performing aggregations (mean, std, counts)– numpy for statistical operations and array manipulation– Normalization using min-max scaling and z-score transformation </w:t>
       </w:r>
     </w:p>
     <w:p>
@@ -1569,15 +1410,7 @@
       </w:r>
       <w:proofErr w:type="gramEnd"/>
       <w:r>
-        <w:t xml:space="preserve"> matplotlib and seaborn for line plots, boxplots, and heatmaps– </w:t>
-      </w:r>
-      <w:proofErr w:type="spellStart"/>
-      <w:r>
-        <w:t>plotly</w:t>
-      </w:r>
-      <w:proofErr w:type="spellEnd"/>
-      <w:r>
-        <w:t xml:space="preserve"> for interactive dashboards and choropleth maps </w:t>
+        <w:t xml:space="preserve"> matplotlib and seaborn for line plots, boxplots, and heatmaps– plotly for interactive dashboards and choropleth maps </w:t>
       </w:r>
     </w:p>
     <w:p>
@@ -1638,12 +1471,10 @@
       <w:r>
         <w:t xml:space="preserve"> </w:t>
       </w:r>
-      <w:proofErr w:type="spellStart"/>
       <w:proofErr w:type="gramStart"/>
       <w:r>
         <w:t>scipy.stats</w:t>
       </w:r>
-      <w:proofErr w:type="spellEnd"/>
       <w:proofErr w:type="gramEnd"/>
       <w:r>
         <w:t xml:space="preserve"> for testing statistical relationships– Manual perturbation of weights to test robustness </w:t>
@@ -1674,15 +1505,7 @@
       </w:r>
       <w:proofErr w:type="gramEnd"/>
       <w:r>
-        <w:t xml:space="preserve"> </w:t>
-      </w:r>
-      <w:proofErr w:type="spellStart"/>
-      <w:r>
-        <w:t>Jupyter</w:t>
-      </w:r>
-      <w:proofErr w:type="spellEnd"/>
-      <w:r>
-        <w:t xml:space="preserve"> Notebooks for step-by-step workflow– GitHub for version control and submission Tech Stack </w:t>
+        <w:t xml:space="preserve"> Jupyter Notebooks for step-by-step workflow– GitHub for version control and submission Tech Stack </w:t>
       </w:r>
     </w:p>
     <w:p>
@@ -1702,23 +1525,7 @@
           <w:b/>
           <w:bCs/>
         </w:rPr>
-        <w:t xml:space="preserve">Python (Pandas, NumPy, </w:t>
-      </w:r>
-      <w:proofErr w:type="spellStart"/>
-      <w:r>
-        <w:rPr>
-          <w:b/>
-          <w:bCs/>
-        </w:rPr>
-        <w:t>Plotly</w:t>
-      </w:r>
-      <w:proofErr w:type="spellEnd"/>
-      <w:r>
-        <w:rPr>
-          <w:b/>
-          <w:bCs/>
-        </w:rPr>
-        <w:t xml:space="preserve">, Seaborn) </w:t>
+        <w:t xml:space="preserve">Python (Pandas, NumPy, Plotly, Seaborn) </w:t>
       </w:r>
     </w:p>
     <w:p>
@@ -1733,21 +1540,12 @@
           <w:bCs/>
         </w:rPr>
       </w:pPr>
-      <w:proofErr w:type="spellStart"/>
       <w:r>
         <w:rPr>
           <w:b/>
           <w:bCs/>
         </w:rPr>
-        <w:t>Jupyter</w:t>
-      </w:r>
-      <w:proofErr w:type="spellEnd"/>
-      <w:r>
-        <w:rPr>
-          <w:b/>
-          <w:bCs/>
-        </w:rPr>
-        <w:t xml:space="preserve"> Notebooks </w:t>
+        <w:t xml:space="preserve">Jupyter Notebooks </w:t>
       </w:r>
     </w:p>
     <w:p>
@@ -1813,15 +1611,7 @@
     </w:p>
     <w:p>
       <w:r>
-        <w:t xml:space="preserve">This project enables data-informed decisions in Smart Grid infrastructure planning, pro </w:t>
-      </w:r>
-      <w:proofErr w:type="spellStart"/>
-      <w:r>
-        <w:t>vides</w:t>
-      </w:r>
-      <w:proofErr w:type="spellEnd"/>
-      <w:r>
-        <w:t xml:space="preserve"> transparent and adaptable analysis </w:t>
+        <w:t xml:space="preserve">This project enables data-informed decisions in Smart Grid infrastructure planning, pro vides transparent and adaptable analysis </w:t>
       </w:r>
       <w:proofErr w:type="gramStart"/>
       <w:r>
@@ -1829,15 +1619,7 @@
       </w:r>
       <w:proofErr w:type="gramEnd"/>
       <w:r>
-        <w:t xml:space="preserve"> supports regulatory and investment decision-making. The methodology supports automation, scaling to other regions, and </w:t>
-      </w:r>
-      <w:proofErr w:type="spellStart"/>
-      <w:r>
-        <w:t>im</w:t>
-      </w:r>
-      <w:proofErr w:type="spellEnd"/>
-      <w:r>
-        <w:t xml:space="preserve"> proved transparency for public and private stakeholders. </w:t>
+        <w:t xml:space="preserve"> supports regulatory and investment decision-making. The methodology supports automation, scaling to other regions, and im proved transparency for public and private stakeholders. </w:t>
       </w:r>
     </w:p>
     <w:p/>
@@ -1945,15 +1727,7 @@
         </w:numPr>
       </w:pPr>
       <w:r>
-        <w:t xml:space="preserve">H. Asadi </w:t>
-      </w:r>
-      <w:proofErr w:type="spellStart"/>
-      <w:r>
-        <w:t>Aghajari</w:t>
-      </w:r>
-      <w:proofErr w:type="spellEnd"/>
-      <w:r>
-        <w:t xml:space="preserve"> et al., Applied Energy, 2025– RES &amp; cybersecurity </w:t>
+        <w:t xml:space="preserve">H. Asadi Aghajari et al., Applied Energy, 2025– RES &amp; cybersecurity </w:t>
       </w:r>
     </w:p>
     <w:p>
@@ -2014,15 +1788,7 @@
         </w:numPr>
       </w:pPr>
       <w:r>
-        <w:t xml:space="preserve">M.G.M. </w:t>
-      </w:r>
-      <w:proofErr w:type="spellStart"/>
-      <w:r>
-        <w:t>Almihat</w:t>
-      </w:r>
-      <w:proofErr w:type="spellEnd"/>
-      <w:r>
-        <w:t xml:space="preserve"> et al., Energies, 2025– Microgrid policy &amp; urban integration Expected Outcomes </w:t>
+        <w:t xml:space="preserve">M.G.M. Almihat et al., Energies, 2025– Microgrid policy &amp; urban integration Expected Outcomes </w:t>
       </w:r>
     </w:p>
     <w:p>
@@ -3625,7 +3391,6 @@
   <w:style w:type="character" w:default="1" w:styleId="DefaultParagraphFont">
     <w:name w:val="Default Paragraph Font"/>
     <w:uiPriority w:val="1"/>
-    <w:semiHidden/>
     <w:unhideWhenUsed/>
   </w:style>
   <w:style w:type="table" w:default="1" w:styleId="TableNormal">

--- a/Documents/Padwekar_Shraddha_ProjectDesign.docx
+++ b/Documents/Padwekar_Shraddha_ProjectDesign.docx
@@ -113,7 +113,25 @@
               <w:sz w:val="32"/>
               <w:szCs w:val="32"/>
             </w:rPr>
-            <w:t xml:space="preserve">Shraddha Padwekar </w:t>
+            <w:t xml:space="preserve">Shraddha </w:t>
+          </w:r>
+          <w:proofErr w:type="spellStart"/>
+          <w:r>
+            <w:rPr>
+              <w:spacing w:val="15"/>
+              <w:sz w:val="32"/>
+              <w:szCs w:val="32"/>
+            </w:rPr>
+            <w:t>Padwekar</w:t>
+          </w:r>
+          <w:proofErr w:type="spellEnd"/>
+          <w:r>
+            <w:rPr>
+              <w:spacing w:val="15"/>
+              <w:sz w:val="32"/>
+              <w:szCs w:val="32"/>
+            </w:rPr>
+            <w:t xml:space="preserve"> </w:t>
           </w:r>
         </w:p>
         <w:p>
@@ -1143,7 +1161,47 @@
     </w:p>
     <w:p>
       <w:r>
-        <w:t>In the context of Ontario’s evolving energy landscape, identifying priority zones for Smart Grid investment is essential for efficient, equitable, and future-proof infrastructure develop ment. This project presents a data-driven scorecard that evaluates the readiness of various Ontario electricity zones for Smart Grid investment, using a weighted scoring methodol ogy grounded in multi-criteria analytics. Drawing on publicly available datasets from the Independent Electricity System Operator (IESO), the scorecard synthesizes indicators in cluding hourly demand variability, pricing volatility, grid stress deviations, and transmission outage frequency. By delivering a composite index for each zone, this research enables evidence-based prioritization to inform policymakers, utilities, and private investors. The project emphasizes accessibility and replicability by utilizing Python, Jupyter Notebooks, and transparent computation frameworks suitable for analysts without machine learning expertise</w:t>
+        <w:t xml:space="preserve">In the context of Ontario’s evolving energy landscape, identifying priority zones for Smart Grid investment is essential for efficient, equitable, and future-proof infrastructure develop </w:t>
+      </w:r>
+      <w:proofErr w:type="spellStart"/>
+      <w:r>
+        <w:t>ment</w:t>
+      </w:r>
+      <w:proofErr w:type="spellEnd"/>
+      <w:r>
+        <w:t xml:space="preserve">. This project presents a data-driven scorecard that evaluates the readiness of various Ontario electricity zones for Smart Grid investment, using a weighted scoring </w:t>
+      </w:r>
+      <w:proofErr w:type="spellStart"/>
+      <w:r>
+        <w:t>methodol</w:t>
+      </w:r>
+      <w:proofErr w:type="spellEnd"/>
+      <w:r>
+        <w:t xml:space="preserve"> </w:t>
+      </w:r>
+      <w:proofErr w:type="spellStart"/>
+      <w:r>
+        <w:t>ogy</w:t>
+      </w:r>
+      <w:proofErr w:type="spellEnd"/>
+      <w:r>
+        <w:t xml:space="preserve"> grounded in multi-criteria analytics. Drawing on publicly available datasets from the Independent Electricity System Operator (IESO), the scorecard synthesizes indicators in </w:t>
+      </w:r>
+      <w:proofErr w:type="spellStart"/>
+      <w:r>
+        <w:t>cluding</w:t>
+      </w:r>
+      <w:proofErr w:type="spellEnd"/>
+      <w:r>
+        <w:t xml:space="preserve"> hourly demand variability, pricing volatility, grid stress deviations, and transmission outage frequency. By delivering a composite index for each zone, this research enables evidence-based prioritization to inform policymakers, utilities, and private investors. The project emphasizes accessibility and replicability by utilizing Python, </w:t>
+      </w:r>
+      <w:proofErr w:type="spellStart"/>
+      <w:r>
+        <w:t>Jupyter</w:t>
+      </w:r>
+      <w:proofErr w:type="spellEnd"/>
+      <w:r>
+        <w:t xml:space="preserve"> Notebooks, and transparent computation frameworks suitable for analysts without machine learning expertise</w:t>
       </w:r>
       <w:r>
         <w:t>.</w:t>
@@ -1162,7 +1220,15 @@
     </w:p>
     <w:p>
       <w:r>
-        <w:t>Ontario’s grid modernization journey is increasingly driven by the dual imperatives of re silient infrastructure and sustainable investment. With Smart Grids being foundational to energy transitions globally, region-specific assessments of grid readiness become essential. This project addresses this gap by introducing a Smart Grid Investment Readiness Score card (SGIRS) for Ontario electricity zones, integrating data from demand patterns, grid events, and outage reports. The aim is to deliver actionable insigh</w:t>
+        <w:t xml:space="preserve">Ontario’s grid modernization journey is increasingly driven by the dual imperatives of re </w:t>
+      </w:r>
+      <w:proofErr w:type="spellStart"/>
+      <w:r>
+        <w:t>silient</w:t>
+      </w:r>
+      <w:proofErr w:type="spellEnd"/>
+      <w:r>
+        <w:t xml:space="preserve"> infrastructure and sustainable investment. With Smart Grids being foundational to energy transitions globally, region-specific assessments of grid readiness become essential. This project addresses this gap by introducing a Smart Grid Investment Readiness Score card (SGIRS) for Ontario electricity zones, integrating data from demand patterns, grid events, and outage reports. The aim is to deliver actionable insigh</w:t>
       </w:r>
       <w:r>
         <w:t>ts.</w:t>
@@ -1184,7 +1250,31 @@
     </w:p>
     <w:p>
       <w:r>
-        <w:t>The growing complexity of Ontario’s energy grid—driven by climate mandates, electrifica tion, and increased reliance on renewables—demands strategic and data-informed invest ments. The challenge lies in identifying which zones are most in need and most ready for Smart Grid technologies. This project develops a readiness scorecard to assess and rank Ontario zones based on volatility, operational resilience, and outage history. The broader objective is to support equitable, cost-effective modernization strategi</w:t>
+        <w:t xml:space="preserve">The growing complexity of Ontario’s energy grid—driven by climate mandates, </w:t>
+      </w:r>
+      <w:proofErr w:type="spellStart"/>
+      <w:r>
+        <w:t>electrifica</w:t>
+      </w:r>
+      <w:proofErr w:type="spellEnd"/>
+      <w:r>
+        <w:t xml:space="preserve"> </w:t>
+      </w:r>
+      <w:proofErr w:type="spellStart"/>
+      <w:r>
+        <w:t>tion</w:t>
+      </w:r>
+      <w:proofErr w:type="spellEnd"/>
+      <w:r>
+        <w:t xml:space="preserve">, and increased reliance on renewables—demands strategic and data-informed invest </w:t>
+      </w:r>
+      <w:proofErr w:type="spellStart"/>
+      <w:r>
+        <w:t>ments</w:t>
+      </w:r>
+      <w:proofErr w:type="spellEnd"/>
+      <w:r>
+        <w:t>. The challenge lies in identifying which zones are most in need and most ready for Smart Grid technologies. This project develops a readiness scorecard to assess and rank Ontario zones based on volatility, operational resilience, and outage history. The broader objective is to support equitable, cost-effective modernization strategi</w:t>
       </w:r>
       <w:r>
         <w:t>es.</w:t>
@@ -1211,15 +1301,20 @@
     </w:p>
     <w:p>
       <w:r>
-        <w:t xml:space="preserve">2. How do transmission outages and dispatch deviations correlate with peak demand </w:t>
-      </w:r>
-      <w:r>
-        <w:t>in Ontario's electricity system?</w:t>
+        <w:t xml:space="preserve">2. How do transmission outages and dispatch deviations correlate with peak demand and zonal price behavior? </w:t>
       </w:r>
     </w:p>
     <w:p>
       <w:r>
         <w:lastRenderedPageBreak/>
+        <w:t xml:space="preserve">Revised Question: </w:t>
+      </w:r>
+      <w:r>
+        <w:t>What is the statistical relationship between dispatch deviations, outage frequency, and peak demand in Ontario's electricity system?</w:t>
+      </w:r>
+    </w:p>
+    <w:p>
+      <w:r>
         <w:t>3. Can</w:t>
       </w:r>
       <w:r>
@@ -1232,7 +1327,7 @@
         <w:t xml:space="preserve"> </w:t>
       </w:r>
       <w:r>
-        <w:t xml:space="preserve">composite readiness index support evidence-based Smart Grid investment strate gies across zones? </w:t>
+        <w:t xml:space="preserve">composite readiness index support evidence-based Smart Grid investment strategies across zones? </w:t>
       </w:r>
     </w:p>
     <w:p>
@@ -1268,7 +1363,15 @@
         </w:numPr>
       </w:pPr>
       <w:r>
-        <w:t xml:space="preserve">Hourly Zonal Demand Report (DemandZonal/) </w:t>
+        <w:t>Hourly Zonal Demand Report (</w:t>
+      </w:r>
+      <w:proofErr w:type="spellStart"/>
+      <w:r>
+        <w:t>DemandZonal</w:t>
+      </w:r>
+      <w:proofErr w:type="spellEnd"/>
+      <w:r>
+        <w:t xml:space="preserve">/) </w:t>
       </w:r>
     </w:p>
     <w:p>
@@ -1280,7 +1383,15 @@
         </w:numPr>
       </w:pPr>
       <w:r>
-        <w:t xml:space="preserve">Real-Time Zonal Demand Report (RealtimeDemandZonal/) </w:t>
+        <w:t>Real-Time Zonal Demand Report (</w:t>
+      </w:r>
+      <w:proofErr w:type="spellStart"/>
+      <w:r>
+        <w:t>RealtimeDemandZonal</w:t>
+      </w:r>
+      <w:proofErr w:type="spellEnd"/>
+      <w:r>
+        <w:t xml:space="preserve">/) </w:t>
       </w:r>
     </w:p>
     <w:p>
@@ -1292,7 +1403,15 @@
         </w:numPr>
       </w:pPr>
       <w:r>
-        <w:t xml:space="preserve">Dispatch Deviation Report (DispDeviation/) </w:t>
+        <w:t>Dispatch Deviation Report (</w:t>
+      </w:r>
+      <w:proofErr w:type="spellStart"/>
+      <w:r>
+        <w:t>DispDeviation</w:t>
+      </w:r>
+      <w:proofErr w:type="spellEnd"/>
+      <w:r>
+        <w:t xml:space="preserve">/) </w:t>
       </w:r>
     </w:p>
     <w:p>
@@ -1304,7 +1423,15 @@
         </w:numPr>
       </w:pPr>
       <w:r>
-        <w:t xml:space="preserve">Transmission Outages Report (TxOutages*/) </w:t>
+        <w:t>Transmission Outages Report (</w:t>
+      </w:r>
+      <w:proofErr w:type="spellStart"/>
+      <w:r>
+        <w:t>TxOutages</w:t>
+      </w:r>
+      <w:proofErr w:type="spellEnd"/>
+      <w:r>
+        <w:t xml:space="preserve">*/) </w:t>
       </w:r>
     </w:p>
     <w:p>
@@ -1334,7 +1461,15 @@
         <w:t xml:space="preserve"> </w:t>
       </w:r>
       <w:r>
-        <w:t>Weighted Scoring Model (WSM) is used to compute a Smart Grid Readiness Index (SGRI) per zone. Four indicators are used: • Demand Volatility Index (DVI): Coefficient of variation in hourly demand • Price Volatility Index (PVI): Normalized standard deviation in zonal energy prices • DispatchDeviation Score (DDS): Frequency of deviations between scheduled and actual dispatch • Outage Frequency Index (OFI): Outage frequency and duration from transmission outage logs Each index is normalized and combined with weighted coefficients, optionally derived via expert consultation or Analytic Hierarchy Process (AHP). The methodology includes scoring logic development, visualization of metric distributions, and sensitivity testing on weight assignments.</w:t>
+        <w:t xml:space="preserve">Weighted Scoring Model (WSM) is used to compute a Smart Grid Readiness Index (SGRI) per zone. Four indicators are used: • Demand Volatility Index (DVI): Coefficient of variation in hourly demand • Price Volatility Index (PVI): Normalized standard deviation in zonal energy prices • </w:t>
+      </w:r>
+      <w:proofErr w:type="spellStart"/>
+      <w:r>
+        <w:t>DispatchDeviation</w:t>
+      </w:r>
+      <w:proofErr w:type="spellEnd"/>
+      <w:r>
+        <w:t xml:space="preserve"> Score (DDS): Frequency of deviations between scheduled and actual dispatch • Outage Frequency Index (OFI): Outage frequency and duration from transmission outage logs Each index is normalized and combined with weighted coefficients, optionally derived via expert consultation or Analytic Hierarchy Process (AHP). The methodology includes scoring logic development, visualization of metric distributions, and sensitivity testing on weight assignments.</w:t>
       </w:r>
     </w:p>
     <w:p/>
@@ -1344,6 +1479,7 @@
       </w:pPr>
       <w:bookmarkStart w:id="6" w:name="_Toc198581753"/>
       <w:r>
+        <w:lastRenderedPageBreak/>
         <w:t>Tools and Techniques for Data Analysis</w:t>
       </w:r>
       <w:bookmarkEnd w:id="6"/>
@@ -1353,7 +1489,15 @@
     </w:p>
     <w:p>
       <w:r>
-        <w:t xml:space="preserve">This project will employ a range of data wrangling, exploratory analysis, and scoring tech niques using Python. The following tools and methods will be utilized to analyze the IESO datasets: </w:t>
+        <w:t xml:space="preserve">This project will employ a range of data wrangling, exploratory analysis, and scoring tech </w:t>
+      </w:r>
+      <w:proofErr w:type="spellStart"/>
+      <w:r>
+        <w:t>niques</w:t>
+      </w:r>
+      <w:proofErr w:type="spellEnd"/>
+      <w:r>
+        <w:t xml:space="preserve"> using Python. The following tools and methods will be utilized to analyze the IESO datasets: </w:t>
       </w:r>
     </w:p>
     <w:p>
@@ -1369,7 +1513,6 @@
           <w:b/>
           <w:bCs/>
         </w:rPr>
-        <w:lastRenderedPageBreak/>
         <w:t xml:space="preserve">Data Wrangling &amp; </w:t>
       </w:r>
       <w:proofErr w:type="gramStart"/>
@@ -1382,7 +1525,15 @@
       </w:r>
       <w:proofErr w:type="gramEnd"/>
       <w:r>
-        <w:t xml:space="preserve"> pandas for reading CSV files, filtering rows by zone/date, handling missing values, and performing aggregations (mean, std, counts)– numpy for statistical operations and array manipulation– Normalization using min-max scaling and z-score transformation </w:t>
+        <w:t xml:space="preserve"> pandas for reading CSV files, filtering rows by zone/date, handling missing values, and performing aggregations (mean, std, counts)– </w:t>
+      </w:r>
+      <w:proofErr w:type="spellStart"/>
+      <w:r>
+        <w:t>numpy</w:t>
+      </w:r>
+      <w:proofErr w:type="spellEnd"/>
+      <w:r>
+        <w:t xml:space="preserve"> for statistical operations and array manipulation– Normalization using min-max scaling and z-score transformation </w:t>
       </w:r>
     </w:p>
     <w:p>
@@ -1410,7 +1561,15 @@
       </w:r>
       <w:proofErr w:type="gramEnd"/>
       <w:r>
-        <w:t xml:space="preserve"> matplotlib and seaborn for line plots, boxplots, and heatmaps– plotly for interactive dashboards and choropleth maps </w:t>
+        <w:t xml:space="preserve"> matplotlib and seaborn for line plots, boxplots, and heatmaps– </w:t>
+      </w:r>
+      <w:proofErr w:type="spellStart"/>
+      <w:r>
+        <w:t>plotly</w:t>
+      </w:r>
+      <w:proofErr w:type="spellEnd"/>
+      <w:r>
+        <w:t xml:space="preserve"> for interactive dashboards and choropleth maps </w:t>
       </w:r>
     </w:p>
     <w:p>
@@ -1471,10 +1630,12 @@
       <w:r>
         <w:t xml:space="preserve"> </w:t>
       </w:r>
+      <w:proofErr w:type="spellStart"/>
       <w:proofErr w:type="gramStart"/>
       <w:r>
         <w:t>scipy.stats</w:t>
       </w:r>
+      <w:proofErr w:type="spellEnd"/>
       <w:proofErr w:type="gramEnd"/>
       <w:r>
         <w:t xml:space="preserve"> for testing statistical relationships– Manual perturbation of weights to test robustness </w:t>
@@ -1505,7 +1666,15 @@
       </w:r>
       <w:proofErr w:type="gramEnd"/>
       <w:r>
-        <w:t xml:space="preserve"> Jupyter Notebooks for step-by-step workflow– GitHub for version control and submission Tech Stack </w:t>
+        <w:t xml:space="preserve"> </w:t>
+      </w:r>
+      <w:proofErr w:type="spellStart"/>
+      <w:r>
+        <w:t>Jupyter</w:t>
+      </w:r>
+      <w:proofErr w:type="spellEnd"/>
+      <w:r>
+        <w:t xml:space="preserve"> Notebooks for step-by-step workflow– GitHub for version control and submission Tech Stack </w:t>
       </w:r>
     </w:p>
     <w:p>
@@ -1525,7 +1694,23 @@
           <w:b/>
           <w:bCs/>
         </w:rPr>
-        <w:t xml:space="preserve">Python (Pandas, NumPy, Plotly, Seaborn) </w:t>
+        <w:t xml:space="preserve">Python (Pandas, NumPy, </w:t>
+      </w:r>
+      <w:proofErr w:type="spellStart"/>
+      <w:r>
+        <w:rPr>
+          <w:b/>
+          <w:bCs/>
+        </w:rPr>
+        <w:t>Plotly</w:t>
+      </w:r>
+      <w:proofErr w:type="spellEnd"/>
+      <w:r>
+        <w:rPr>
+          <w:b/>
+          <w:bCs/>
+        </w:rPr>
+        <w:t xml:space="preserve">, Seaborn) </w:t>
       </w:r>
     </w:p>
     <w:p>
@@ -1540,12 +1725,21 @@
           <w:bCs/>
         </w:rPr>
       </w:pPr>
+      <w:proofErr w:type="spellStart"/>
       <w:r>
         <w:rPr>
           <w:b/>
           <w:bCs/>
         </w:rPr>
-        <w:t xml:space="preserve">Jupyter Notebooks </w:t>
+        <w:t>Jupyter</w:t>
+      </w:r>
+      <w:proofErr w:type="spellEnd"/>
+      <w:r>
+        <w:rPr>
+          <w:b/>
+          <w:bCs/>
+        </w:rPr>
+        <w:t xml:space="preserve"> Notebooks </w:t>
       </w:r>
     </w:p>
     <w:p>
@@ -1611,7 +1805,15 @@
     </w:p>
     <w:p>
       <w:r>
-        <w:t xml:space="preserve">This project enables data-informed decisions in Smart Grid infrastructure planning, pro vides transparent and adaptable analysis </w:t>
+        <w:t xml:space="preserve">This project enables data-informed decisions in Smart Grid infrastructure planning, pro </w:t>
+      </w:r>
+      <w:proofErr w:type="spellStart"/>
+      <w:r>
+        <w:t>vides</w:t>
+      </w:r>
+      <w:proofErr w:type="spellEnd"/>
+      <w:r>
+        <w:t xml:space="preserve"> transparent and adaptable analysis </w:t>
       </w:r>
       <w:proofErr w:type="gramStart"/>
       <w:r>
@@ -1619,7 +1821,15 @@
       </w:r>
       <w:proofErr w:type="gramEnd"/>
       <w:r>
-        <w:t xml:space="preserve"> supports regulatory and investment decision-making. The methodology supports automation, scaling to other regions, and im proved transparency for public and private stakeholders. </w:t>
+        <w:t xml:space="preserve"> supports regulatory and investment decision-making. The methodology supports automation, scaling to other regions, and </w:t>
+      </w:r>
+      <w:proofErr w:type="spellStart"/>
+      <w:r>
+        <w:t>im</w:t>
+      </w:r>
+      <w:proofErr w:type="spellEnd"/>
+      <w:r>
+        <w:t xml:space="preserve"> proved transparency for public and private stakeholders. </w:t>
       </w:r>
     </w:p>
     <w:p/>
@@ -1703,6 +1913,7 @@
       </w:pPr>
       <w:bookmarkStart w:id="9" w:name="_Toc198581756"/>
       <w:r>
+        <w:lastRenderedPageBreak/>
         <w:t xml:space="preserve">Justification </w:t>
       </w:r>
       <w:r>
@@ -1727,7 +1938,15 @@
         </w:numPr>
       </w:pPr>
       <w:r>
-        <w:t xml:space="preserve">H. Asadi Aghajari et al., Applied Energy, 2025– RES &amp; cybersecurity </w:t>
+        <w:t xml:space="preserve">H. Asadi </w:t>
+      </w:r>
+      <w:proofErr w:type="spellStart"/>
+      <w:r>
+        <w:t>Aghajari</w:t>
+      </w:r>
+      <w:proofErr w:type="spellEnd"/>
+      <w:r>
+        <w:t xml:space="preserve"> et al., Applied Energy, 2025– RES &amp; cybersecurity </w:t>
       </w:r>
     </w:p>
     <w:p>
@@ -1763,7 +1982,6 @@
         </w:numPr>
       </w:pPr>
       <w:r>
-        <w:lastRenderedPageBreak/>
         <w:t xml:space="preserve">G.B. Gaggero et al., IEEE Access, 2025– Anomaly detection </w:t>
       </w:r>
     </w:p>
@@ -1788,7 +2006,15 @@
         </w:numPr>
       </w:pPr>
       <w:r>
-        <w:t xml:space="preserve">M.G.M. Almihat et al., Energies, 2025– Microgrid policy &amp; urban integration Expected Outcomes </w:t>
+        <w:t xml:space="preserve">M.G.M. </w:t>
+      </w:r>
+      <w:proofErr w:type="spellStart"/>
+      <w:r>
+        <w:t>Almihat</w:t>
+      </w:r>
+      <w:proofErr w:type="spellEnd"/>
+      <w:r>
+        <w:t xml:space="preserve"> et al., Energies, 2025– Microgrid policy &amp; urban integration Expected Outcomes </w:t>
       </w:r>
     </w:p>
     <w:p>
